--- a/public/3. Biên bản họp Liên chi Đoàn.docx
+++ b/public/3. Biên bản họp Liên chi Đoàn.docx
@@ -608,11 +608,7 @@
         </w:rPr>
       </w:pPr>
       <w:r>
-        <w:rPr>
-          <w:b/>
-          <w:color w:val="000000"/>
-        </w:rPr>
-        <w:t>1. Ưu điểm:</w:t>
+        <w:t>1. Ưu điểm: {{uu_diem}}</w:t>
       </w:r>
     </w:p>
     <w:p>
@@ -621,125 +617,12 @@
         <w:ind w:firstLine="567"/>
         <w:jc w:val="both"/>
         <w:rPr>
-          <w:bCs/>
-          <w:color w:val="000000"/>
-        </w:rPr>
-      </w:pPr>
-      <w:r>
-        <w:rPr>
-          <w:bCs/>
-          <w:color w:val="000000"/>
-        </w:rPr>
-        <w:t>- Có phẩm chất chính trị tốt lập trường tư tưởng vững vàng, tuyệt đối trung thành với đường lối của Đảng, tác phong đứng đắn, mẫu mực.</w:t>
-      </w:r>
-    </w:p>
-    <w:p>
-      <w:pPr>
-        <w:spacing w:before="60" w:after="60" w:line="276" w:lineRule="auto"/>
-        <w:ind w:firstLine="567"/>
-        <w:jc w:val="both"/>
-        <w:rPr>
-          <w:bCs/>
-          <w:color w:val="000000"/>
-        </w:rPr>
-      </w:pPr>
-      <w:r>
-        <w:rPr>
-          <w:bCs/>
-          <w:color w:val="000000"/>
-        </w:rPr>
-        <w:t>-  Có lối sống đạo đức trong sáng, giản dị, luôn có ý thức tu dưỡng và rèn luyện đạo đức, luôn là tấm gương sáng cho các thế hệ noi theo.</w:t>
-      </w:r>
-    </w:p>
-    <w:p>
-      <w:pPr>
-        <w:spacing w:before="60" w:after="60" w:line="276" w:lineRule="auto"/>
-        <w:ind w:firstLine="567"/>
-        <w:jc w:val="both"/>
-        <w:rPr>
-          <w:bCs/>
-          <w:color w:val="000000"/>
-        </w:rPr>
-      </w:pPr>
-      <w:r>
-        <w:rPr>
-          <w:bCs/>
-          <w:color w:val="000000"/>
-        </w:rPr>
-        <w:t>- Có năng lực công tác tốt, luôn tích cực tham gia các hoạt động của chi Đoàn, khoa, Đoàn trường.</w:t>
-      </w:r>
-    </w:p>
-    <w:p>
-      <w:pPr>
-        <w:spacing w:before="60" w:after="60" w:line="276" w:lineRule="auto"/>
-        <w:ind w:firstLine="567"/>
-        <w:jc w:val="both"/>
-        <w:rPr>
-          <w:bCs/>
-          <w:color w:val="000000"/>
-        </w:rPr>
-      </w:pPr>
-      <w:r>
-        <w:rPr>
-          <w:bCs/>
-          <w:color w:val="000000"/>
-        </w:rPr>
-        <w:t>-  Tính tình vui vẻ, hòa đồng, luôn giúp đỡ mọi người.</w:t>
-      </w:r>
-    </w:p>
-    <w:p>
-      <w:pPr>
-        <w:spacing w:before="60" w:after="60" w:line="276" w:lineRule="auto"/>
-        <w:ind w:firstLine="567"/>
-        <w:jc w:val="both"/>
-        <w:rPr>
-          <w:bCs/>
-          <w:color w:val="000000"/>
-        </w:rPr>
-      </w:pPr>
-      <w:r>
-        <w:rPr>
-          <w:bCs/>
-          <w:color w:val="000000"/>
-        </w:rPr>
-        <w:t>-  Luôn có thái độ cầu thị trong việc nhìn nhận, sửa chữa, khắc phục khuyết điểm.</w:t>
-      </w:r>
-    </w:p>
-    <w:p>
-      <w:pPr>
-        <w:spacing w:before="60" w:after="60" w:line="276" w:lineRule="auto"/>
-        <w:ind w:firstLine="567"/>
-        <w:jc w:val="both"/>
-        <w:rPr>
           <w:b/>
           <w:color w:val="000000"/>
         </w:rPr>
       </w:pPr>
       <w:r>
-        <w:rPr>
-          <w:b/>
-          <w:color w:val="000000"/>
-        </w:rPr>
-        <w:lastRenderedPageBreak/>
-        <w:t>2. Khuyết điểm:</w:t>
-      </w:r>
-    </w:p>
-    <w:p>
-      <w:pPr>
-        <w:spacing w:before="60" w:after="60" w:line="276" w:lineRule="auto"/>
-        <w:ind w:firstLine="567"/>
-        <w:jc w:val="both"/>
-        <w:rPr>
-          <w:bCs/>
-          <w:color w:val="000000"/>
-        </w:rPr>
-      </w:pPr>
-      <w:r>
-        <w:rPr>
-          <w:bCs/>
-          <w:color w:val="000000"/>
-        </w:rPr>
-        <w:t>- Không có khuyết điểm gì lớn</w:t>
+        <w:t>2. Khuyết điểm: {{khuyet_diem}}</w:t>
       </w:r>
     </w:p>
     <w:p>

--- a/public/3. Biên bản họp Liên chi Đoàn.docx
+++ b/public/3. Biên bản họp Liên chi Đoàn.docx
@@ -198,7 +198,19 @@
               </w:rPr>
             </w:pPr>
             <w:r>
-              <w:t xml:space="preserve">Đà Nẵng, ngày {{ngay_ky_d}} tháng {{ngay_ky_m}} năm {{ngay_ky_y}}    </w:t>
+              <w:t xml:space="preserve">Đà Nẵng, ngày </w:t>
+            </w:r>
+            <w:r>
+              <w:t xml:space="preserve">   </w:t>
+            </w:r>
+            <w:r>
+              <w:t xml:space="preserve"> tháng </w:t>
+            </w:r>
+            <w:r>
+              <w:t xml:space="preserve">   </w:t>
+            </w:r>
+            <w:r>
+              <w:t xml:space="preserve"> năm {{ngay_ky_y}}</w:t>
             </w:r>
           </w:p>
         </w:tc>
@@ -340,6 +352,7 @@
         <w:ind w:firstLine="567"/>
         <w:jc w:val="both"/>
         <w:rPr>
+          <w:b/>
           <w:color w:val="000000"/>
         </w:rPr>
       </w:pPr>
@@ -350,6 +363,13 @@
         </w:rPr>
         <w:t>1. Chủ trì cuộc họp:</w:t>
       </w:r>
+      <w:r>
+        <w:rPr>
+          <w:b/>
+          <w:color w:val="000000"/>
+        </w:rPr>
+        <w:t xml:space="preserve"> </w:t>
+      </w:r>
     </w:p>
     <w:p>
       <w:pPr>
@@ -403,6 +423,13 @@
         </w:rPr>
         <w:t>. Thư ký cuộc họp:</w:t>
       </w:r>
+      <w:r>
+        <w:rPr>
+          <w:b/>
+          <w:color w:val="000000"/>
+        </w:rPr>
+        <w:t xml:space="preserve"> </w:t>
+      </w:r>
     </w:p>
     <w:p>
       <w:pPr>
@@ -436,11 +463,45 @@
         </w:rPr>
       </w:pPr>
       <w:r>
-        <w:t xml:space="preserve">3. Tổng số ủy viên: {{tong_so_uy_vien_lcd}} đồng chí  </w:t>
+        <w:rPr>
+          <w:b/>
+          <w:bCs/>
+        </w:rPr>
+        <w:t>3. Tổng số ủy viên:</w:t>
+      </w:r>
+      <w:r>
+        <w:t xml:space="preserve"> {{tong_so_uy_vien_lcd}} đồng </w:t>
+      </w:r>
+      <w:proofErr w:type="gramStart"/>
+      <w:r>
+        <w:t xml:space="preserve">chí  </w:t>
+      </w:r>
+      <w:r>
         <w:tab/>
-        <w:t xml:space="preserve">Tham gia: {{tham_gia_lcd}} đồng chí   </w:t>
+      </w:r>
+      <w:proofErr w:type="gramEnd"/>
+      <w:r>
+        <w:rPr>
+          <w:b/>
+          <w:bCs/>
+        </w:rPr>
+        <w:t>Tham gia:</w:t>
+      </w:r>
+      <w:r>
+        <w:t xml:space="preserve"> {{tham_gia_lcd}} đồng chí   </w:t>
+      </w:r>
+      <w:r>
         <w:tab/>
-        <w:t>Vắng: {{vang_lcd}}</w:t>
+      </w:r>
+      <w:r>
+        <w:rPr>
+          <w:b/>
+          <w:bCs/>
+        </w:rPr>
+        <w:t>Vắng:</w:t>
+      </w:r>
+      <w:r>
+        <w:t xml:space="preserve"> {{vang_lcd}}</w:t>
       </w:r>
     </w:p>
     <w:p>
@@ -604,25 +665,93 @@
         <w:jc w:val="both"/>
         <w:rPr>
           <w:b/>
-          <w:color w:val="000000"/>
-        </w:rPr>
-      </w:pPr>
-      <w:r>
-        <w:t>1. Ưu điểm: {{uu_diem}}</w:t>
-      </w:r>
-    </w:p>
-    <w:p>
-      <w:pPr>
-        <w:spacing w:before="60" w:after="60" w:line="276" w:lineRule="auto"/>
-        <w:ind w:firstLine="567"/>
-        <w:jc w:val="both"/>
-        <w:rPr>
-          <w:b/>
-          <w:color w:val="000000"/>
-        </w:rPr>
-      </w:pPr>
-      <w:r>
-        <w:t>2. Khuyết điểm: {{khuyet_diem}}</w:t>
+          <w:bCs/>
+        </w:rPr>
+      </w:pPr>
+      <w:r>
+        <w:rPr>
+          <w:b/>
+          <w:bCs/>
+        </w:rPr>
+        <w:t xml:space="preserve">1. Ưu điểm: </w:t>
+      </w:r>
+    </w:p>
+    <w:p>
+      <w:pPr>
+        <w:spacing w:before="60" w:after="60" w:line="276" w:lineRule="auto"/>
+        <w:ind w:firstLine="567"/>
+        <w:jc w:val="both"/>
+      </w:pPr>
+      <w:r>
+        <w:t>- Có phẩm chất chính trị tốt lập trường tư tưởng vững vàng, tuyệt đối trung thành với đường lối của Đảng, tác phong đứng đắn, mẫu mực.</w:t>
+      </w:r>
+    </w:p>
+    <w:p>
+      <w:pPr>
+        <w:spacing w:before="60" w:after="60" w:line="276" w:lineRule="auto"/>
+        <w:ind w:firstLine="567"/>
+        <w:jc w:val="both"/>
+      </w:pPr>
+      <w:r>
+        <w:t>- Có lối sống đạo đức trong sáng, giản dị, luôn có ý thức tu dưỡng và rèn luyện đạo đức, luôn là tấm gương sáng cho các thế hệ noi theo.</w:t>
+      </w:r>
+    </w:p>
+    <w:p>
+      <w:pPr>
+        <w:spacing w:before="60" w:after="60" w:line="276" w:lineRule="auto"/>
+        <w:ind w:firstLine="567"/>
+        <w:jc w:val="both"/>
+      </w:pPr>
+      <w:r>
+        <w:t>- Có năng lực công tác tốt, luôn tích cực tham gia các hoạt động của chi Đoàn, khoa, Đoàn trường.</w:t>
+      </w:r>
+    </w:p>
+    <w:p>
+      <w:pPr>
+        <w:spacing w:before="60" w:after="60" w:line="276" w:lineRule="auto"/>
+        <w:ind w:firstLine="567"/>
+        <w:jc w:val="both"/>
+      </w:pPr>
+      <w:r>
+        <w:t>- Tính tình vui vẻ, hòa đồng, luôn giúp đỡ mọi người.</w:t>
+      </w:r>
+    </w:p>
+    <w:p>
+      <w:pPr>
+        <w:spacing w:before="60" w:after="60" w:line="276" w:lineRule="auto"/>
+        <w:ind w:firstLine="567"/>
+        <w:jc w:val="both"/>
+      </w:pPr>
+      <w:r>
+        <w:lastRenderedPageBreak/>
+        <w:t>- Luôn có thái độ cầu thị trong việc nhìn nhận, sửa chữa, khắc phục khuyết điểm của bản thân.</w:t>
+      </w:r>
+    </w:p>
+    <w:p>
+      <w:pPr>
+        <w:spacing w:before="60" w:after="60" w:line="276" w:lineRule="auto"/>
+        <w:ind w:firstLine="567"/>
+        <w:jc w:val="both"/>
+      </w:pPr>
+      <w:r>
+        <w:rPr>
+          <w:b/>
+          <w:bCs/>
+        </w:rPr>
+        <w:t>2. Khuyết điểm:</w:t>
+      </w:r>
+      <w:r>
+        <w:t xml:space="preserve"> </w:t>
+      </w:r>
+    </w:p>
+    <w:p>
+      <w:pPr>
+        <w:spacing w:before="60" w:after="60" w:line="276" w:lineRule="auto"/>
+        <w:ind w:firstLine="567"/>
+        <w:jc w:val="both"/>
+      </w:pPr>
+      <w:r>
+        <w:t>- Không có khuyết điểm gì lớn.</w:t>
       </w:r>
     </w:p>
     <w:p>
@@ -747,7 +876,15 @@
         </w:rPr>
       </w:pPr>
       <w:r>
-        <w:t>Biểu quyết thông qua với sự tán thành của {{tong_so_uy_vien_lcd}} đồng chí Ủy viên Ban Chấp hành Liên chi Đoàn (đạt {{ti_le_lcd}}%); số không tán thành {{khong_tan_thanh_lcd}} đồng chí.</w:t>
+        <w:t>Biểu quyết thông qua với sự tán thành của {{tong_so_uy_vien_lcd}} đồng chí Ủy viên Ban Chấp hành Liên chi Đoàn (đạt {{ti_le_lcd</w:t>
+      </w:r>
+      <w:proofErr w:type="gramStart"/>
+      <w:r>
+        <w:t>}}%</w:t>
+      </w:r>
+      <w:proofErr w:type="gramEnd"/>
+      <w:r>
+        <w:t>); số không tán thành {{khong_tan_thanh_lcd}} đồng chí.</w:t>
       </w:r>
     </w:p>
     <w:p>

--- a/public/3. Biên bản họp Liên chi Đoàn.docx
+++ b/public/3. Biên bản họp Liên chi Đoàn.docx
@@ -481,6 +481,9 @@
       </w:r>
       <w:proofErr w:type="gramEnd"/>
       <w:r>
+        <w:tab/>
+      </w:r>
+      <w:r>
         <w:rPr>
           <w:b/>
           <w:bCs/>
@@ -489,6 +492,9 @@
       </w:r>
       <w:r>
         <w:t xml:space="preserve"> {{tham_gia_lcd}} đồng chí   </w:t>
+      </w:r>
+      <w:r>
+        <w:tab/>
       </w:r>
       <w:r>
         <w:tab/>
@@ -1524,6 +1530,7 @@
   <w:style w:type="character" w:default="1" w:styleId="DefaultParagraphFont">
     <w:name w:val="Default Paragraph Font"/>
     <w:uiPriority w:val="1"/>
+    <w:semiHidden/>
     <w:unhideWhenUsed/>
   </w:style>
   <w:style w:type="table" w:default="1" w:styleId="TableNormal">
